--- a/Manuscript_refocused.docx
+++ b/Manuscript_refocused.docx
@@ -2047,7 +2047,7 @@
         </w:rPr>
       </w:pPr>
       <w:r>
-        <w:t>The original blood and nerve datasets are available under GSE211225, GSE31014, PRJNA1293757, GSE285983, GSE213455 and GSE107574. Supplementary Information lists the published CSF estimates and public protein sources, including PXD002911 and PXD056286. The Zenodo v2.4.0 archive (https://doi.org/10.5281/zenodo.22885750) preserves the earlier analysis release. The accompanying Supplementary Data 3 and 4 provide the subsequent external nerve analyses. External blood data are available under GSE304872, GSE304871 and PRJNA1174992. Supplementary Data 5 contains sample mappings, the recovered donor pseudobulk matrix, public bulk inputs, fixed gene mappings and the external blood results. The complete Seurat object is available from GEO, with its URL and checksum recorded in the package. Supplementary Data 6 contains donor and lineage counts for the nerve reference, marker selections, composition benchmarks and external conditional models. These later blood and composition analyses are supplied with this manuscript and extend the material in v2.4.0.</w:t>
+        <w:t>The original blood and nerve datasets are available under GSE211225, GSE31014, PRJNA1293757, GSE285983, GSE213455 and GSE107574. Supplementary Information lists the published CSF estimates and public protein sources, including PXD002911 and PXD056286. Processed source data and analysis materials are archived in Zenodo (version 2.5.0, https://doi.org/10.5281/zenodo.22996923). The accompanying Supplementary Data 3 and 4 provide the subsequent external nerve analyses. External blood data are available under GSE304872, GSE304871 and PRJNA1174992. Supplementary Data 5 contains sample mappings, the recovered donor pseudobulk matrix, public bulk inputs, fixed gene mappings and the external blood results. The complete Seurat object is available from GEO, with its URL and checksum recorded in the package. Supplementary Data 6 contains donor and lineage counts for the nerve reference, marker selections, composition benchmarks and external conditional models.</w:t>
       </w:r>
     </w:p>
     <w:p>
@@ -2091,7 +2091,7 @@
         </w:rPr>
       </w:pPr>
       <w:r>
-        <w:t>Analysis scripts and reconstruction instructions are provided at https://github.com/applepie567/gbs-cidp-blood-nerve-barrier and in the accompanying supplementary data. Supplementary Data 2 preserves the earlier v2.4.0 Zenodo release. Supplementary Data 4 contains the subsequent external nerve analysis. Supplementary Data 5 contains the external blood analysis plan, extraction and scoring scripts, figure code, input manifest and source tables. Supplementary Data 6 provides the composition analysis plan, reference reconstruction, held out evaluation and figure code. The original three cohort blood synthesis is retained, with the four cohort synthesis reported as a targeted sensitivity analysis. The figure source index maps the archived figure labels to the current manuscript, and the final display scripts document the presentation changes.</w:t>
+        <w:t>Analysis scripts and reconstruction instructions are available at https://github.com/applepie567/gbs-cidp-blood-nerve-barrier and in the Zenodo v2.5.0 archive cited above. Supplementary Data 2 preserves the earlier v2.4.0 Zenodo release. Supplementary Data 4 contains the subsequent external nerve analysis. Supplementary Data 5 contains the external blood analysis plan, extraction and scoring scripts, figure code, input manifest and source tables. Supplementary Data 6 provides the composition analysis plan, reference reconstruction, held out evaluation and figure code. The original three cohort blood synthesis is retained, with the four cohort synthesis reported as a targeted sensitivity analysis. The figure source index maps the archived figure labels to the current manuscript, and the final display scripts document the presentation changes.</w:t>
       </w:r>
     </w:p>
     <w:p>
